--- a/docs/Registravimo-lapas_Gabriele-Tamaseviciute.docx
+++ b/docs/Registravimo-lapas_Gabriele-Tamaseviciute.docx
@@ -830,7 +830,7 @@
               <w:rPr>
                 <w:lang w:val="lt-LT"/>
               </w:rPr>
-              <w:t xml:space="preserve">Sukurti dirbtinio intelekto agentą, kuris pagal naudotojo idėją ir pasirinktą temą, naudodamasis žinių baze (scenarijų šablonais, įtraukiančių pradžių formulėmis ir dizaino pavyzdžiais), automatiškai sugeneruotų scenarijų ir dizaino taisykles atitinkantį, redaguojamą trumpo vaizdo įrašo projektą.</w:t>
+              <w:t xml:space="preserve">Sukurti dirbtinio intelekto agentą, kuris pagal naudotojo idėją ir pasirinktą temą, naudodamasis žinių baze (scenarijų šablonais, įtraukiančių pradžių formulėmis ir dizaino pavyzdžiais), automatiškai sugeneruotų scenarijų ir iš esamos vaizdinių komponentų bibliotekos, laikydamasis pasirinktos temos stiliaus ir dizaino taisyklių, sudarytų redaguojamą trumpo vaizdo įrašo projektą.</w:t>
             </w:r>
           </w:p>
         </w:tc>

--- a/docs/Registravimo-lapas_Gabriele-Tamaseviciute.docx
+++ b/docs/Registravimo-lapas_Gabriele-Tamaseviciute.docx
@@ -235,7 +235,6 @@
     <w:p>
       <w:pPr>
         <w:rPr>
-          <w:bCs/>
           <w:lang w:val="lt-LT"/>
         </w:rPr>
       </w:pPr>
@@ -472,42 +471,6 @@
             <w:tcBorders>
               <w:top w:val="single" w:sz="4" w:space="0" w:color="auto"/>
               <w:bottom w:val="single" w:sz="4" w:space="0" w:color="auto"/>
-            </w:tcBorders>
-            <w:vAlign w:val="bottom"/>
-          </w:tcPr>
-          <w:p>
-            <w:pPr>
-              <w:rPr>
-                <w:bCs/>
-                <w:lang w:val="lt-LT"/>
-              </w:rPr>
-            </w:pPr>
-          </w:p>
-        </w:tc>
-      </w:tr>
-      <w:tr>
-        <w:trPr>
-          <w:cantSplit/>
-          <w:trHeight w:val="340"/>
-        </w:trPr>
-        <w:tc>
-          <w:tcPr>
-            <w:tcW w:w="3402" w:type="dxa"/>
-            <w:vAlign w:val="bottom"/>
-          </w:tcPr>
-          <w:p>
-            <w:pPr>
-              <w:rPr>
-                <w:lang w:val="lt-LT"/>
-              </w:rPr>
-            </w:pPr>
-          </w:p>
-        </w:tc>
-        <w:tc>
-          <w:tcPr>
-            <w:tcW w:w="6855" w:type="dxa"/>
-            <w:tcBorders>
-              <w:top w:val="single" w:sz="4" w:space="0" w:color="auto"/>
             </w:tcBorders>
             <w:vAlign w:val="bottom"/>
           </w:tcPr>
